--- a/claude/files/ai-use-policy-template.docx
+++ b/claude/files/ai-use-policy-template.docx
@@ -13,7 +13,7 @@
           <w:sz w:val="18"/>
           <w:szCs w:val="18"/>
         </w:rPr>
-        <w:t xml:space="preserve">Claude for Small Business Owners: bonus files</w:t>
+        <w:t xml:space="preserve">30 Claude Workflows for Small Business Owners: bonus files</w:t>
       </w:r>
     </w:p>
     <w:p>
@@ -1042,7 +1042,7 @@
           <w:sz w:val="16"/>
           <w:szCs w:val="16"/>
         </w:rPr>
-        <w:t xml:space="preserve">From Claude for Small Business Owners by Adam Jabeur, published by Monarch Lane Press. Bonus files and the update log: monarchlanepress.com/claude. This book and its bonus files are independent and are not affiliated with, sponsored by or endorsed by Anthropic. Claude is a trademark of Anthropic, PBC.</w:t>
+        <w:t xml:space="preserve">From 30 Claude Workflows for Small Business Owners by Adam Jabeur, published by Monarch Lane Press. Bonus files and the update log: monarchlanepress.com/claude. This book and its bonus files are independent and are not affiliated with, sponsored by or endorsed by Anthropic. Claude is a trademark of Anthropic, PBC.</w:t>
       </w:r>
     </w:p>
     <w:sectPr>
